--- a/flow/20230914_vu_template/drafts/2024-06-u/27-ЧТ-Блаж. свщмчч..docx
+++ b/flow/20230914_vu_template/drafts/2024-06-u/27-ЧТ-Блаж. свщмчч..docx
@@ -3,22 +3,32 @@
 <w:document xmlns:mc="http://schemas.openxmlformats.org/markup-compatibility/2006" xmlns:o="urn:schemas-microsoft-com:office:office" xmlns:r="http://schemas.openxmlformats.org/officeDocument/2006/relationships" xmlns:m="http://schemas.openxmlformats.org/officeDocument/2006/math" xmlns:v="urn:schemas-microsoft-com:vml" xmlns:wp="http://schemas.openxmlformats.org/drawingml/2006/wordprocessingDrawing" xmlns:w10="urn:schemas-microsoft-com:office:word" xmlns:w="http://schemas.openxmlformats.org/wordprocessingml/2006/main" xmlns:wne="http://schemas.microsoft.com/office/word/2006/wordml" xmlns:sl="http://schemas.openxmlformats.org/schemaLibrary/2006/main" xmlns:a="http://schemas.openxmlformats.org/drawingml/2006/main" xmlns:pic="http://schemas.openxmlformats.org/drawingml/2006/picture" xmlns:c="http://schemas.openxmlformats.org/drawingml/2006/chart" xmlns:lc="http://schemas.openxmlformats.org/drawingml/2006/lockedCanvas" xmlns:dgm="http://schemas.openxmlformats.org/drawingml/2006/diagram" xmlns:wps="http://schemas.microsoft.com/office/word/2010/wordprocessingShape" xmlns:wpg="http://schemas.microsoft.com/office/word/2010/wordprocessingGroup" xmlns:w14="http://schemas.microsoft.com/office/word/2010/wordml" xmlns:w15="http://schemas.microsoft.com/office/word/2012/wordml">
   <w:body>
     <w:p>
-      <w:r>
-        <w:rPr>
-          <w:rFonts w:ascii="Times New Roman" w:hAnsi="Times New Roman"/>
-          <w:b/>
-          <w:sz w:val="24"/>
-        </w:rPr>
-        <w:t>Червень 27, Четвер</w:t>
-      </w:r>
-    </w:p>
-    <w:p>
-      <w:r>
-        <w:rPr>
-          <w:rFonts w:ascii="Times New Roman" w:hAnsi="Times New Roman"/>
-          <w:sz w:val="24"/>
-        </w:rPr>
-        <w:t>🕁 Блаж. сщмч. Миколая Чарнецького і двадцяти чотирьох співмучеників; блаженного сщмч. Омеляна Ковча Прп. Сампсона, приятеля подорожніх й убогих</w:t>
+      <w:pPr>
+        <w:spacing w:after="120" w:lineRule="auto"/>
+        <w:rPr>
+          <w:rFonts w:ascii="Times New Roman" w:cs="Times New Roman" w:eastAsia="Times New Roman" w:hAnsi="Times New Roman"/>
+          <w:i w:val="1"/>
+          <w:sz w:val="24"/>
+          <w:szCs w:val="24"/>
+        </w:rPr>
+      </w:pPr>
+      <w:r>
+        <w:rPr>
+          <w:rFonts w:ascii="Times New Roman" w:cs="Times New Roman" w:eastAsia="Times New Roman" w:hAnsi="Times New Roman"/>
+          <w:color w:val="000000"/>
+          <w:sz w:val="24"/>
+          <w:szCs w:val="24"/>
+          <w:rtl w:val="0"/>
+        </w:rPr>
+        <w:t xml:space="preserve">Червень 8 Четвер</w:t>
+        <w:br w:type="textWrapping"/>
+        <w:t xml:space="preserve">8 (26) Св. ап. Карпа, одного з сімдесятьох.</w:t>
+        <w:br w:type="textWrapping"/>
+      </w:r>
+      <w:r>
+        <w:rPr>
+          <w:rtl w:val="0"/>
+        </w:rPr>
       </w:r>
     </w:p>
     <w:p>
@@ -52,19 +62,33 @@
       </w:pPr>
       <w:r>
         <w:rPr>
-          <w:rFonts w:ascii="Times New Roman" w:hAnsi="Times New Roman"/>
-          <w:i/>
-          <w:color w:val="FF4400"/>
-          <w:sz w:val="24"/>
-        </w:rPr>
-        <w:t>Священик:</w:t>
-      </w:r>
-      <w:r>
-        <w:rPr>
-          <w:rFonts w:ascii="Times New Roman" w:hAnsi="Times New Roman"/>
-          <w:sz w:val="24"/>
-        </w:rPr>
-        <w:t xml:space="preserve"> Благословенний Бог наш завжди, нині і повсякчас, і на віки віків.</w:t>
+          <w:rFonts w:ascii="Times New Roman" w:cs="Times New Roman" w:eastAsia="Times New Roman" w:hAnsi="Times New Roman"/>
+          <w:i w:val="1"/>
+          <w:color w:val="ff0000"/>
+          <w:sz w:val="24"/>
+          <w:szCs w:val="24"/>
+          <w:rtl w:val="0"/>
+        </w:rPr>
+        <w:t xml:space="preserve">Священик:</w:t>
+      </w:r>
+      <w:r>
+        <w:rPr>
+          <w:rFonts w:ascii="Times New Roman" w:cs="Times New Roman" w:eastAsia="Times New Roman" w:hAnsi="Times New Roman"/>
+          <w:color w:val="ff0000"/>
+          <w:sz w:val="24"/>
+          <w:szCs w:val="24"/>
+          <w:rtl w:val="0"/>
+        </w:rPr>
+        <w:t xml:space="preserve"> </w:t>
+      </w:r>
+      <w:r>
+        <w:rPr>
+          <w:rFonts w:ascii="Times New Roman" w:cs="Times New Roman" w:eastAsia="Times New Roman" w:hAnsi="Times New Roman"/>
+          <w:sz w:val="24"/>
+          <w:szCs w:val="24"/>
+          <w:rtl w:val="0"/>
+        </w:rPr>
+        <w:t xml:space="preserve">Благословенний Бог наш завжди, нині і повсякчас, і на віки віків.</w:t>
       </w:r>
     </w:p>
     <w:p>
@@ -323,17 +347,21 @@
       </w:pPr>
       <w:r>
         <w:rPr>
-          <w:rFonts w:ascii="Times New Roman" w:hAnsi="Times New Roman"/>
-          <w:i/>
-          <w:color w:val="FF4400"/>
-          <w:sz w:val="24"/>
-        </w:rPr>
-        <w:t>Священик:</w:t>
-      </w:r>
-      <w:r>
-        <w:rPr>
-          <w:rFonts w:ascii="Times New Roman" w:hAnsi="Times New Roman"/>
-          <w:sz w:val="24"/>
+          <w:rFonts w:ascii="Times New Roman" w:cs="Times New Roman" w:eastAsia="Times New Roman" w:hAnsi="Times New Roman"/>
+          <w:i w:val="1"/>
+          <w:color w:val="ff0000"/>
+          <w:sz w:val="24"/>
+          <w:szCs w:val="24"/>
+          <w:rtl w:val="0"/>
+        </w:rPr>
+        <w:t xml:space="preserve">Священик:</w:t>
+      </w:r>
+      <w:r>
+        <w:rPr>
+          <w:rFonts w:ascii="Times New Roman" w:cs="Times New Roman" w:eastAsia="Times New Roman" w:hAnsi="Times New Roman"/>
+          <w:sz w:val="24"/>
+          <w:szCs w:val="24"/>
+          <w:rtl w:val="0"/>
         </w:rPr>
         <w:t xml:space="preserve"> Бо твоє є царство, і сила, і слава, Отця, і Сина, і Святого Духа, нині і повсякчас, і на віки віків.</w:t>
       </w:r>
@@ -2449,17 +2477,21 @@
       </w:pPr>
       <w:r>
         <w:rPr>
-          <w:rFonts w:ascii="Times New Roman" w:hAnsi="Times New Roman"/>
-          <w:i/>
-          <w:color w:val="FF4400"/>
-          <w:sz w:val="24"/>
-        </w:rPr>
-        <w:t>Священик:</w:t>
-      </w:r>
-      <w:r>
-        <w:rPr>
-          <w:rFonts w:ascii="Times New Roman" w:hAnsi="Times New Roman"/>
-          <w:sz w:val="24"/>
+          <w:rFonts w:ascii="Times New Roman" w:cs="Times New Roman" w:eastAsia="Times New Roman" w:hAnsi="Times New Roman"/>
+          <w:i w:val="1"/>
+          <w:color w:val="ff0000"/>
+          <w:sz w:val="24"/>
+          <w:szCs w:val="24"/>
+          <w:rtl w:val="0"/>
+        </w:rPr>
+        <w:t xml:space="preserve">Священик:</w:t>
+      </w:r>
+      <w:r>
+        <w:rPr>
+          <w:rFonts w:ascii="Times New Roman" w:cs="Times New Roman" w:eastAsia="Times New Roman" w:hAnsi="Times New Roman"/>
+          <w:sz w:val="24"/>
+          <w:szCs w:val="24"/>
+          <w:rtl w:val="0"/>
         </w:rPr>
         <w:t xml:space="preserve"> Бо тобі належить усяка слава, честь і поклоніння, Отцю, і Сину, і Святому Духові, нині і повсякчас, і на віки віків.</w:t>
       </w:r>
@@ -3791,19 +3823,33 @@
       </w:pPr>
       <w:r>
         <w:rPr>
-          <w:rFonts w:ascii="Times New Roman" w:hAnsi="Times New Roman"/>
-          <w:i/>
-          <w:color w:val="FF4400"/>
-          <w:sz w:val="24"/>
-        </w:rPr>
-        <w:t>Священик:</w:t>
-      </w:r>
-      <w:r>
-        <w:rPr>
-          <w:rFonts w:ascii="Times New Roman" w:hAnsi="Times New Roman"/>
-          <w:sz w:val="24"/>
-        </w:rPr>
-        <w:t xml:space="preserve"> Мир всім.</w:t>
+          <w:rFonts w:ascii="Times New Roman" w:cs="Times New Roman" w:eastAsia="Times New Roman" w:hAnsi="Times New Roman"/>
+          <w:i w:val="1"/>
+          <w:color w:val="ff0000"/>
+          <w:sz w:val="24"/>
+          <w:szCs w:val="24"/>
+          <w:rtl w:val="0"/>
+        </w:rPr>
+        <w:t xml:space="preserve">Священик:</w:t>
+      </w:r>
+      <w:r>
+        <w:rPr>
+          <w:rFonts w:ascii="Times New Roman" w:cs="Times New Roman" w:eastAsia="Times New Roman" w:hAnsi="Times New Roman"/>
+          <w:color w:val="ff0000"/>
+          <w:sz w:val="24"/>
+          <w:szCs w:val="24"/>
+          <w:rtl w:val="0"/>
+        </w:rPr>
+        <w:t xml:space="preserve"> </w:t>
+      </w:r>
+      <w:r>
+        <w:rPr>
+          <w:rFonts w:ascii="Times New Roman" w:cs="Times New Roman" w:eastAsia="Times New Roman" w:hAnsi="Times New Roman"/>
+          <w:sz w:val="24"/>
+          <w:szCs w:val="24"/>
+          <w:rtl w:val="0"/>
+        </w:rPr>
+        <w:t xml:space="preserve">Мир всім.</w:t>
       </w:r>
     </w:p>
     <w:p>
@@ -4826,19 +4872,33 @@
       </w:pPr>
       <w:r>
         <w:rPr>
-          <w:rFonts w:ascii="Times New Roman" w:hAnsi="Times New Roman"/>
-          <w:i/>
-          <w:color w:val="FF4400"/>
-          <w:sz w:val="24"/>
-        </w:rPr>
-        <w:t>Священик:</w:t>
-      </w:r>
-      <w:r>
-        <w:rPr>
-          <w:rFonts w:ascii="Times New Roman" w:hAnsi="Times New Roman"/>
-          <w:sz w:val="24"/>
-        </w:rPr>
-        <w:t xml:space="preserve"> Бо ти Бог милости, ласк і чоловіколюбности, і тобі славу віддаємо: Отцю, і Сину, і Святому Духові, нині і повсякчас, і на віки віків.</w:t>
+          <w:rFonts w:ascii="Times New Roman" w:cs="Times New Roman" w:eastAsia="Times New Roman" w:hAnsi="Times New Roman"/>
+          <w:i w:val="1"/>
+          <w:color w:val="ff0000"/>
+          <w:sz w:val="24"/>
+          <w:szCs w:val="24"/>
+          <w:rtl w:val="0"/>
+        </w:rPr>
+        <w:t xml:space="preserve">Священик:</w:t>
+      </w:r>
+      <w:r>
+        <w:rPr>
+          <w:rFonts w:ascii="Times New Roman" w:cs="Times New Roman" w:eastAsia="Times New Roman" w:hAnsi="Times New Roman"/>
+          <w:color w:val="ff0000"/>
+          <w:sz w:val="24"/>
+          <w:szCs w:val="24"/>
+          <w:rtl w:val="0"/>
+        </w:rPr>
+        <w:t xml:space="preserve"> </w:t>
+      </w:r>
+      <w:r>
+        <w:rPr>
+          <w:rFonts w:ascii="Times New Roman" w:cs="Times New Roman" w:eastAsia="Times New Roman" w:hAnsi="Times New Roman"/>
+          <w:sz w:val="24"/>
+          <w:szCs w:val="24"/>
+          <w:rtl w:val="0"/>
+        </w:rPr>
+        <w:t xml:space="preserve">Бо ти Бог милости, ласк і чоловіколюбности, і тобі славу віддаємо: Отцю, і Сину, і Святому Духові, нині і повсякчас, і на віки віків.</w:t>
       </w:r>
     </w:p>
     <w:p>
@@ -4894,19 +4954,33 @@
       </w:pPr>
       <w:r>
         <w:rPr>
-          <w:rFonts w:ascii="Times New Roman" w:hAnsi="Times New Roman"/>
-          <w:i/>
-          <w:color w:val="FF4400"/>
-          <w:sz w:val="24"/>
-        </w:rPr>
-        <w:t>Священик:</w:t>
-      </w:r>
-      <w:r>
-        <w:rPr>
-          <w:rFonts w:ascii="Times New Roman" w:hAnsi="Times New Roman"/>
-          <w:sz w:val="24"/>
-        </w:rPr>
-        <w:t xml:space="preserve"> Мир всім.</w:t>
+          <w:rFonts w:ascii="Times New Roman" w:cs="Times New Roman" w:eastAsia="Times New Roman" w:hAnsi="Times New Roman"/>
+          <w:i w:val="1"/>
+          <w:color w:val="ff0000"/>
+          <w:sz w:val="24"/>
+          <w:szCs w:val="24"/>
+          <w:rtl w:val="0"/>
+        </w:rPr>
+        <w:t xml:space="preserve">Священик:</w:t>
+      </w:r>
+      <w:r>
+        <w:rPr>
+          <w:rFonts w:ascii="Times New Roman" w:cs="Times New Roman" w:eastAsia="Times New Roman" w:hAnsi="Times New Roman"/>
+          <w:color w:val="ff0000"/>
+          <w:sz w:val="24"/>
+          <w:szCs w:val="24"/>
+          <w:rtl w:val="0"/>
+        </w:rPr>
+        <w:t xml:space="preserve"> </w:t>
+      </w:r>
+      <w:r>
+        <w:rPr>
+          <w:rFonts w:ascii="Times New Roman" w:cs="Times New Roman" w:eastAsia="Times New Roman" w:hAnsi="Times New Roman"/>
+          <w:sz w:val="24"/>
+          <w:szCs w:val="24"/>
+          <w:rtl w:val="0"/>
+        </w:rPr>
+        <w:t xml:space="preserve">Мир всім.</w:t>
       </w:r>
     </w:p>
     <w:p>
@@ -5054,19 +5128,33 @@
       </w:pPr>
       <w:r>
         <w:rPr>
-          <w:rFonts w:ascii="Times New Roman" w:hAnsi="Times New Roman"/>
-          <w:i/>
-          <w:color w:val="FF4400"/>
-          <w:sz w:val="24"/>
-        </w:rPr>
-        <w:t>Священик:</w:t>
-      </w:r>
-      <w:r>
-        <w:rPr>
-          <w:rFonts w:ascii="Times New Roman" w:hAnsi="Times New Roman"/>
-          <w:sz w:val="24"/>
-        </w:rPr>
-        <w:t xml:space="preserve"> Нехай буде влада царства твого благословенна і дуже прославлена: Отця, і Сина, і Святого Духа, нині і повсякчас, і на віки віків.</w:t>
+          <w:rFonts w:ascii="Times New Roman" w:cs="Times New Roman" w:eastAsia="Times New Roman" w:hAnsi="Times New Roman"/>
+          <w:i w:val="1"/>
+          <w:color w:val="ff0000"/>
+          <w:sz w:val="24"/>
+          <w:szCs w:val="24"/>
+          <w:rtl w:val="0"/>
+        </w:rPr>
+        <w:t xml:space="preserve">Священик:</w:t>
+      </w:r>
+      <w:r>
+        <w:rPr>
+          <w:rFonts w:ascii="Times New Roman" w:cs="Times New Roman" w:eastAsia="Times New Roman" w:hAnsi="Times New Roman"/>
+          <w:color w:val="ff0000"/>
+          <w:sz w:val="24"/>
+          <w:szCs w:val="24"/>
+          <w:rtl w:val="0"/>
+        </w:rPr>
+        <w:t xml:space="preserve"> </w:t>
+      </w:r>
+      <w:r>
+        <w:rPr>
+          <w:rFonts w:ascii="Times New Roman" w:cs="Times New Roman" w:eastAsia="Times New Roman" w:hAnsi="Times New Roman"/>
+          <w:sz w:val="24"/>
+          <w:szCs w:val="24"/>
+          <w:rtl w:val="0"/>
+        </w:rPr>
+        <w:t xml:space="preserve">Нехай буде влада царства твого благословенна і дуже прославлена: Отця, і Сина, і Святого Духа, нині і повсякчас, і на віки віків.</w:t>
       </w:r>
     </w:p>
     <w:p>
@@ -5671,17 +5759,21 @@
       </w:pPr>
       <w:r>
         <w:rPr>
-          <w:rFonts w:ascii="Times New Roman" w:hAnsi="Times New Roman"/>
-          <w:i/>
-          <w:color w:val="FF4400"/>
-          <w:sz w:val="24"/>
-        </w:rPr>
-        <w:t>Священик:</w:t>
-      </w:r>
-      <w:r>
-        <w:rPr>
-          <w:rFonts w:ascii="Times New Roman" w:hAnsi="Times New Roman"/>
-          <w:sz w:val="24"/>
+          <w:rFonts w:ascii="Times New Roman" w:cs="Times New Roman" w:eastAsia="Times New Roman" w:hAnsi="Times New Roman"/>
+          <w:i w:val="1"/>
+          <w:color w:val="ff0000"/>
+          <w:sz w:val="24"/>
+          <w:szCs w:val="24"/>
+          <w:rtl w:val="0"/>
+        </w:rPr>
+        <w:t xml:space="preserve">Священик:</w:t>
+      </w:r>
+      <w:r>
+        <w:rPr>
+          <w:rFonts w:ascii="Times New Roman" w:cs="Times New Roman" w:eastAsia="Times New Roman" w:hAnsi="Times New Roman"/>
+          <w:sz w:val="24"/>
+          <w:szCs w:val="24"/>
+          <w:rtl w:val="0"/>
         </w:rPr>
         <w:t xml:space="preserve"> Бо твоє є царство, і сила, і слава, Отця, і Сина, і Святого Духа, нині і повсякчас, і на віки віків.</w:t>
       </w:r>
@@ -6365,17 +6457,21 @@
       </w:pPr>
       <w:r>
         <w:rPr>
-          <w:rFonts w:ascii="Times New Roman" w:hAnsi="Times New Roman"/>
-          <w:i/>
-          <w:color w:val="FF4400"/>
-          <w:sz w:val="24"/>
-        </w:rPr>
-        <w:t>Священик:</w:t>
-      </w:r>
-      <w:r>
-        <w:rPr>
-          <w:rFonts w:ascii="Times New Roman" w:hAnsi="Times New Roman"/>
-          <w:sz w:val="24"/>
+          <w:rFonts w:ascii="Times New Roman" w:cs="Times New Roman" w:eastAsia="Times New Roman" w:hAnsi="Times New Roman"/>
+          <w:i w:val="1"/>
+          <w:color w:val="ff0000"/>
+          <w:sz w:val="24"/>
+          <w:szCs w:val="24"/>
+          <w:rtl w:val="0"/>
+        </w:rPr>
+        <w:t xml:space="preserve">Священик:</w:t>
+      </w:r>
+      <w:r>
+        <w:rPr>
+          <w:rFonts w:ascii="Times New Roman" w:cs="Times New Roman" w:eastAsia="Times New Roman" w:hAnsi="Times New Roman"/>
+          <w:sz w:val="24"/>
+          <w:szCs w:val="24"/>
+          <w:rtl w:val="0"/>
         </w:rPr>
         <w:t xml:space="preserve"> Бо милостивий і чоловіколюбець Бог єси, і тобі славу возсилаємо: Отцю, і Сину, і Святому Духові, нині і повсякчас, і на віки віків.</w:t>
       </w:r>
@@ -6517,19 +6613,33 @@
       </w:pPr>
       <w:r>
         <w:rPr>
-          <w:rFonts w:ascii="Times New Roman" w:hAnsi="Times New Roman"/>
-          <w:i/>
-          <w:color w:val="FF4400"/>
-          <w:sz w:val="24"/>
-        </w:rPr>
-        <w:t>Священик:</w:t>
-      </w:r>
-      <w:r>
-        <w:rPr>
-          <w:rFonts w:ascii="Times New Roman" w:hAnsi="Times New Roman"/>
-          <w:sz w:val="24"/>
-        </w:rPr>
-        <w:t xml:space="preserve"> Слава тобі, Христе Боже, надіє наша, слава тобі!</w:t>
+          <w:rFonts w:ascii="Times New Roman" w:cs="Times New Roman" w:eastAsia="Times New Roman" w:hAnsi="Times New Roman"/>
+          <w:i w:val="1"/>
+          <w:color w:val="ff0000"/>
+          <w:sz w:val="24"/>
+          <w:szCs w:val="24"/>
+          <w:rtl w:val="0"/>
+        </w:rPr>
+        <w:t xml:space="preserve">Священик:</w:t>
+      </w:r>
+      <w:r>
+        <w:rPr>
+          <w:rFonts w:ascii="Times New Roman" w:cs="Times New Roman" w:eastAsia="Times New Roman" w:hAnsi="Times New Roman"/>
+          <w:color w:val="ff0000"/>
+          <w:sz w:val="24"/>
+          <w:szCs w:val="24"/>
+          <w:rtl w:val="0"/>
+        </w:rPr>
+        <w:t xml:space="preserve"> </w:t>
+      </w:r>
+      <w:r>
+        <w:rPr>
+          <w:rFonts w:ascii="Times New Roman" w:cs="Times New Roman" w:eastAsia="Times New Roman" w:hAnsi="Times New Roman"/>
+          <w:sz w:val="24"/>
+          <w:szCs w:val="24"/>
+          <w:rtl w:val="0"/>
+        </w:rPr>
+        <w:t xml:space="preserve">Слава тобі, Христе Боже, надіє наша, слава тобі!</w:t>
       </w:r>
     </w:p>
     <w:p>
@@ -6604,37 +6714,83 @@
       </w:r>
     </w:p>
     <w:p>
-      <w:r>
-        <w:rPr>
-          <w:rFonts w:ascii="Times New Roman" w:hAnsi="Times New Roman"/>
-          <w:i/>
-          <w:color w:val="FF4400"/>
-          <w:sz w:val="24"/>
-        </w:rPr>
-        <w:t>Священик:</w:t>
-      </w:r>
-      <w:r>
-        <w:rPr>
-          <w:rFonts w:ascii="Times New Roman" w:hAnsi="Times New Roman"/>
-          <w:sz w:val="24"/>
-        </w:rPr>
-        <w:t xml:space="preserve"> Христос, істинний Бог наш - молитвами пречистої Своєї Матері, святих славних і всехвальних апостолів, святого отця нашого Миколая, архиєпископа Мир Ликійських, чудотворця, святого, </w:t>
-      </w:r>
-      <w:r>
-        <w:rPr>
-          <w:rFonts w:ascii="Times New Roman" w:hAnsi="Times New Roman"/>
-          <w:i/>
-          <w:color w:val="FF4400"/>
-          <w:sz w:val="24"/>
-        </w:rPr>
-        <w:t>якого є храм</w:t>
-      </w:r>
-      <w:r>
-        <w:rPr>
-          <w:rFonts w:ascii="Times New Roman" w:hAnsi="Times New Roman"/>
-          <w:sz w:val="24"/>
-        </w:rPr>
-        <w:t>, блаженного священномученика Миколая Чарнецького і двадцяти чотирьох співмучеників; блаженного священномученика Омеляна Ковча, преподобного отця нашого Сампсона, приятеля подорожніх й убогих і всіх святих - помилує і спасе нас як благий і людинолюбний.</w:t>
+      <w:pPr>
+        <w:spacing w:after="120" w:lineRule="auto"/>
+        <w:jc w:val="both"/>
+        <w:rPr>
+          <w:rFonts w:ascii="Times New Roman" w:cs="Times New Roman" w:eastAsia="Times New Roman" w:hAnsi="Times New Roman"/>
+          <w:sz w:val="24"/>
+          <w:szCs w:val="24"/>
+        </w:rPr>
+      </w:pPr>
+      <w:r>
+        <w:rPr>
+          <w:rFonts w:ascii="Times New Roman" w:cs="Times New Roman" w:eastAsia="Times New Roman" w:hAnsi="Times New Roman"/>
+          <w:i w:val="1"/>
+          <w:color w:val="ff0000"/>
+          <w:sz w:val="24"/>
+          <w:szCs w:val="24"/>
+          <w:rtl w:val="0"/>
+        </w:rPr>
+        <w:t xml:space="preserve">Священик:</w:t>
+      </w:r>
+      <w:r>
+        <w:rPr>
+          <w:rFonts w:ascii="Times New Roman" w:cs="Times New Roman" w:eastAsia="Times New Roman" w:hAnsi="Times New Roman"/>
+          <w:color w:val="ff0000"/>
+          <w:sz w:val="24"/>
+          <w:szCs w:val="24"/>
+          <w:rtl w:val="0"/>
+        </w:rPr>
+        <w:t xml:space="preserve"> </w:t>
+      </w:r>
+      <w:r>
+        <w:rPr>
+          <w:rFonts w:ascii="Times New Roman" w:cs="Times New Roman" w:eastAsia="Times New Roman" w:hAnsi="Times New Roman"/>
+          <w:sz w:val="24"/>
+          <w:szCs w:val="24"/>
+          <w:rtl w:val="0"/>
+        </w:rPr>
+        <w:t xml:space="preserve">Христос, істинний Бог наш, що в огненних язиках зіслав з неба Пресвятого Духа на святих своїх учнів і апостолів, молитвами пречистої своєї Матері, святих, славних і всехвальних апостолів. і святого </w:t>
+      </w:r>
+      <w:r>
+        <w:rPr>
+          <w:rFonts w:ascii="Times New Roman" w:cs="Times New Roman" w:eastAsia="Times New Roman" w:hAnsi="Times New Roman"/>
+          <w:i w:val="1"/>
+          <w:color w:val="ff0000"/>
+          <w:sz w:val="24"/>
+          <w:szCs w:val="24"/>
+          <w:rtl w:val="0"/>
+        </w:rPr>
+        <w:t xml:space="preserve">(ім'я, якого є храм)</w:t>
+      </w:r>
+      <w:r>
+        <w:rPr>
+          <w:rFonts w:ascii="Times New Roman" w:cs="Times New Roman" w:eastAsia="Times New Roman" w:hAnsi="Times New Roman"/>
+          <w:sz w:val="24"/>
+          <w:szCs w:val="24"/>
+          <w:rtl w:val="0"/>
+        </w:rPr>
+        <w:t xml:space="preserve">, і святого </w:t>
+      </w:r>
+      <w:r>
+        <w:rPr>
+          <w:rFonts w:ascii="Times New Roman" w:cs="Times New Roman" w:eastAsia="Times New Roman" w:hAnsi="Times New Roman"/>
+          <w:color w:val="000000"/>
+          <w:sz w:val="24"/>
+          <w:szCs w:val="24"/>
+          <w:rtl w:val="0"/>
+        </w:rPr>
+        <w:t xml:space="preserve">апостола Карпа, одного з сімдесятьох</w:t>
+      </w:r>
+      <w:r>
+        <w:rPr>
+          <w:rFonts w:ascii="Times New Roman" w:cs="Times New Roman" w:eastAsia="Times New Roman" w:hAnsi="Times New Roman"/>
+          <w:sz w:val="24"/>
+          <w:szCs w:val="24"/>
+          <w:rtl w:val="0"/>
+        </w:rPr>
+        <w:t xml:space="preserve">, і всіх святих, помилує і спасе нас, як благий і чоловіколюбець.</w:t>
       </w:r>
     </w:p>
     <w:p>
@@ -6814,19 +6970,33 @@
       </w:pPr>
       <w:r>
         <w:rPr>
-          <w:rFonts w:ascii="Times New Roman" w:hAnsi="Times New Roman"/>
-          <w:i/>
-          <w:color w:val="FF4400"/>
-          <w:sz w:val="24"/>
-        </w:rPr>
-        <w:t>Священик:</w:t>
-      </w:r>
-      <w:r>
-        <w:rPr>
-          <w:rFonts w:ascii="Times New Roman" w:hAnsi="Times New Roman"/>
-          <w:sz w:val="24"/>
-        </w:rPr>
-        <w:t xml:space="preserve"> Слава святій, одноістотній, животворящій і нероздільній Тройці, завжди, нині і повсякчас, і на віки віків.</w:t>
+          <w:rFonts w:ascii="Times New Roman" w:cs="Times New Roman" w:eastAsia="Times New Roman" w:hAnsi="Times New Roman"/>
+          <w:i w:val="1"/>
+          <w:color w:val="ff0000"/>
+          <w:sz w:val="24"/>
+          <w:szCs w:val="24"/>
+          <w:rtl w:val="0"/>
+        </w:rPr>
+        <w:t xml:space="preserve">Священик</w:t>
+      </w:r>
+      <w:r>
+        <w:rPr>
+          <w:rFonts w:ascii="Times New Roman" w:cs="Times New Roman" w:eastAsia="Times New Roman" w:hAnsi="Times New Roman"/>
+          <w:color w:val="ff0000"/>
+          <w:sz w:val="24"/>
+          <w:szCs w:val="24"/>
+          <w:rtl w:val="0"/>
+        </w:rPr>
+        <w:t xml:space="preserve">: </w:t>
+      </w:r>
+      <w:r>
+        <w:rPr>
+          <w:rFonts w:ascii="Times New Roman" w:cs="Times New Roman" w:eastAsia="Times New Roman" w:hAnsi="Times New Roman"/>
+          <w:sz w:val="24"/>
+          <w:szCs w:val="24"/>
+          <w:rtl w:val="0"/>
+        </w:rPr>
+        <w:t xml:space="preserve">Слава святій, одноістотній, животворящій і нероздільній Тройці, завжди, нині і повсякчас, і на віки віків.</w:t>
       </w:r>
     </w:p>
     <w:p>
@@ -10588,17 +10758,21 @@
       </w:pPr>
       <w:r>
         <w:rPr>
-          <w:rFonts w:ascii="Times New Roman" w:hAnsi="Times New Roman"/>
-          <w:i/>
-          <w:color w:val="FF4400"/>
-          <w:sz w:val="24"/>
-        </w:rPr>
-        <w:t>Священик:</w:t>
-      </w:r>
-      <w:r>
-        <w:rPr>
-          <w:rFonts w:ascii="Times New Roman" w:hAnsi="Times New Roman"/>
-          <w:sz w:val="24"/>
+          <w:rFonts w:ascii="Times New Roman" w:cs="Times New Roman" w:eastAsia="Times New Roman" w:hAnsi="Times New Roman"/>
+          <w:i w:val="1"/>
+          <w:color w:val="ff0000"/>
+          <w:sz w:val="24"/>
+          <w:szCs w:val="24"/>
+          <w:rtl w:val="0"/>
+        </w:rPr>
+        <w:t xml:space="preserve">Священик:</w:t>
+      </w:r>
+      <w:r>
+        <w:rPr>
+          <w:rFonts w:ascii="Times New Roman" w:cs="Times New Roman" w:eastAsia="Times New Roman" w:hAnsi="Times New Roman"/>
+          <w:sz w:val="24"/>
+          <w:szCs w:val="24"/>
+          <w:rtl w:val="0"/>
         </w:rPr>
         <w:t xml:space="preserve"> Бо тобі належить усяка слава, честь і поклоніння, Отцю, і Сину, і Святому Духові, нині і повсякчас, і на віки віків.</w:t>
       </w:r>
@@ -11368,19 +11542,33 @@
       </w:pPr>
       <w:r>
         <w:rPr>
-          <w:rFonts w:ascii="Times New Roman" w:hAnsi="Times New Roman"/>
-          <w:i/>
-          <w:color w:val="FF4400"/>
-          <w:sz w:val="24"/>
-        </w:rPr>
-        <w:t>Священик:</w:t>
-      </w:r>
-      <w:r>
-        <w:rPr>
-          <w:rFonts w:ascii="Times New Roman" w:hAnsi="Times New Roman"/>
-          <w:sz w:val="24"/>
-        </w:rPr>
-        <w:t xml:space="preserve"> Бо Твоя влада і Твоє єсть царство і сила, і слава Отця, і Сина, і Святого Духа, нині і повсякчас, і на віки віків.</w:t>
+          <w:rFonts w:ascii="Times New Roman" w:cs="Times New Roman" w:eastAsia="Times New Roman" w:hAnsi="Times New Roman"/>
+          <w:i w:val="1"/>
+          <w:color w:val="ff0000"/>
+          <w:sz w:val="24"/>
+          <w:szCs w:val="24"/>
+          <w:rtl w:val="0"/>
+        </w:rPr>
+        <w:t xml:space="preserve">Священик: </w:t>
+      </w:r>
+      <w:r>
+        <w:rPr>
+          <w:rFonts w:ascii="Times New Roman" w:cs="Times New Roman" w:eastAsia="Times New Roman" w:hAnsi="Times New Roman"/>
+          <w:color w:val="000000"/>
+          <w:sz w:val="24"/>
+          <w:szCs w:val="24"/>
+          <w:rtl w:val="0"/>
+        </w:rPr>
+        <w:t xml:space="preserve">Бо Твоя влада і Твоє єсть царство і сила, і слава Отця, і Сина, і Святого Духа</w:t>
+      </w:r>
+      <w:r>
+        <w:rPr>
+          <w:rFonts w:ascii="Times New Roman" w:cs="Times New Roman" w:eastAsia="Times New Roman" w:hAnsi="Times New Roman"/>
+          <w:sz w:val="24"/>
+          <w:szCs w:val="24"/>
+          <w:rtl w:val="0"/>
+        </w:rPr>
+        <w:t xml:space="preserve">, нині і повсякчас, і на віки віків.</w:t>
       </w:r>
     </w:p>
     <w:p>
@@ -11803,19 +11991,33 @@
       </w:pPr>
       <w:r>
         <w:rPr>
-          <w:rFonts w:ascii="Times New Roman" w:hAnsi="Times New Roman"/>
-          <w:i/>
-          <w:color w:val="FF4400"/>
-          <w:sz w:val="24"/>
-        </w:rPr>
-        <w:t>Священик:</w:t>
-      </w:r>
-      <w:r>
-        <w:rPr>
-          <w:rFonts w:ascii="Times New Roman" w:hAnsi="Times New Roman"/>
-          <w:sz w:val="24"/>
-        </w:rPr>
-        <w:t xml:space="preserve"> Бо Ти благий і Чоловіколюбець Бог єси і Тобі славу возсилаємо Отцю, і Сину, і Святому Духові, нині і повсякчас, і на віки віків.</w:t>
+          <w:rFonts w:ascii="Times New Roman" w:cs="Times New Roman" w:eastAsia="Times New Roman" w:hAnsi="Times New Roman"/>
+          <w:i w:val="1"/>
+          <w:color w:val="ff0000"/>
+          <w:sz w:val="24"/>
+          <w:szCs w:val="24"/>
+          <w:rtl w:val="0"/>
+        </w:rPr>
+        <w:t xml:space="preserve">Священик: </w:t>
+      </w:r>
+      <w:r>
+        <w:rPr>
+          <w:rFonts w:ascii="Times New Roman" w:cs="Times New Roman" w:eastAsia="Times New Roman" w:hAnsi="Times New Roman"/>
+          <w:color w:val="000000"/>
+          <w:sz w:val="24"/>
+          <w:szCs w:val="24"/>
+          <w:rtl w:val="0"/>
+        </w:rPr>
+        <w:t xml:space="preserve">Бо Ти благий і Чоловіколюбець Бог єси і Тобі славу возсилаємо Отцю, і Сину, і Святому Духові</w:t>
+      </w:r>
+      <w:r>
+        <w:rPr>
+          <w:rFonts w:ascii="Times New Roman" w:cs="Times New Roman" w:eastAsia="Times New Roman" w:hAnsi="Times New Roman"/>
+          <w:sz w:val="24"/>
+          <w:szCs w:val="24"/>
+          <w:rtl w:val="0"/>
+        </w:rPr>
+        <w:t xml:space="preserve">, нині і повсякчас, і на віки віків.</w:t>
       </w:r>
     </w:p>
     <w:p>
@@ -13345,19 +13547,33 @@
       </w:pPr>
       <w:r>
         <w:rPr>
-          <w:rFonts w:ascii="Times New Roman" w:hAnsi="Times New Roman"/>
-          <w:i/>
-          <w:color w:val="FF4400"/>
-          <w:sz w:val="24"/>
-        </w:rPr>
-        <w:t>Священик:</w:t>
-      </w:r>
-      <w:r>
-        <w:rPr>
-          <w:rFonts w:ascii="Times New Roman" w:hAnsi="Times New Roman"/>
-          <w:sz w:val="24"/>
-        </w:rPr>
-        <w:t xml:space="preserve"> Бо Ти Бог наш і Тобі славу возсилаємо: Отцю, і Сину, і Святому Духові, нині і повсякчас, і на віки віків.</w:t>
+          <w:rFonts w:ascii="Times New Roman" w:cs="Times New Roman" w:eastAsia="Times New Roman" w:hAnsi="Times New Roman"/>
+          <w:i w:val="1"/>
+          <w:color w:val="ff0000"/>
+          <w:sz w:val="24"/>
+          <w:szCs w:val="24"/>
+          <w:rtl w:val="0"/>
+        </w:rPr>
+        <w:t xml:space="preserve">Священик: </w:t>
+      </w:r>
+      <w:r>
+        <w:rPr>
+          <w:rFonts w:ascii="Times New Roman" w:cs="Times New Roman" w:eastAsia="Times New Roman" w:hAnsi="Times New Roman"/>
+          <w:color w:val="000000"/>
+          <w:sz w:val="24"/>
+          <w:szCs w:val="24"/>
+          <w:rtl w:val="0"/>
+        </w:rPr>
+        <w:t xml:space="preserve">Бо Ти Бог наш і Тобі славу возсилаємо: Отцю, і Сину, і Святому Духові</w:t>
+      </w:r>
+      <w:r>
+        <w:rPr>
+          <w:rFonts w:ascii="Times New Roman" w:cs="Times New Roman" w:eastAsia="Times New Roman" w:hAnsi="Times New Roman"/>
+          <w:sz w:val="24"/>
+          <w:szCs w:val="24"/>
+          <w:rtl w:val="0"/>
+        </w:rPr>
+        <w:t xml:space="preserve">, нині і повсякчас, і на віки віків.</w:t>
       </w:r>
     </w:p>
     <w:p>
@@ -14639,19 +14855,33 @@
       </w:pPr>
       <w:r>
         <w:rPr>
-          <w:rFonts w:ascii="Times New Roman" w:hAnsi="Times New Roman"/>
-          <w:i/>
-          <w:color w:val="FF4400"/>
-          <w:sz w:val="24"/>
-        </w:rPr>
-        <w:t>Священик:</w:t>
-      </w:r>
-      <w:r>
-        <w:rPr>
-          <w:rFonts w:ascii="Times New Roman" w:hAnsi="Times New Roman"/>
-          <w:sz w:val="24"/>
-        </w:rPr>
-        <w:t xml:space="preserve"> Бо Ти цар миру і Спас душ наших і Тобі славу возсилаємо: Отцю, і Сину, і Святому Духові, нині і повсякчас, і на віки віків.</w:t>
+          <w:rFonts w:ascii="Times New Roman" w:cs="Times New Roman" w:eastAsia="Times New Roman" w:hAnsi="Times New Roman"/>
+          <w:i w:val="1"/>
+          <w:color w:val="ff0000"/>
+          <w:sz w:val="24"/>
+          <w:szCs w:val="24"/>
+          <w:rtl w:val="0"/>
+        </w:rPr>
+        <w:t xml:space="preserve">Священик: </w:t>
+      </w:r>
+      <w:r>
+        <w:rPr>
+          <w:rFonts w:ascii="Times New Roman" w:cs="Times New Roman" w:eastAsia="Times New Roman" w:hAnsi="Times New Roman"/>
+          <w:color w:val="000000"/>
+          <w:sz w:val="24"/>
+          <w:szCs w:val="24"/>
+          <w:rtl w:val="0"/>
+        </w:rPr>
+        <w:t xml:space="preserve">Бо Ти цар миру і Спас душ наших і Тобі славу возсилаємо: Отцю, і Сину, і Святому Духові</w:t>
+      </w:r>
+      <w:r>
+        <w:rPr>
+          <w:rFonts w:ascii="Times New Roman" w:cs="Times New Roman" w:eastAsia="Times New Roman" w:hAnsi="Times New Roman"/>
+          <w:sz w:val="24"/>
+          <w:szCs w:val="24"/>
+          <w:rtl w:val="0"/>
+        </w:rPr>
+        <w:t xml:space="preserve">, нині і повсякчас, і на віки віків.</w:t>
       </w:r>
     </w:p>
     <w:p>
@@ -16316,19 +16546,33 @@
       </w:pPr>
       <w:r>
         <w:rPr>
-          <w:rFonts w:ascii="Times New Roman" w:hAnsi="Times New Roman"/>
-          <w:i/>
-          <w:color w:val="FF4400"/>
-          <w:sz w:val="24"/>
-        </w:rPr>
-        <w:t>Священик:</w:t>
-      </w:r>
-      <w:r>
-        <w:rPr>
-          <w:rFonts w:ascii="Times New Roman" w:hAnsi="Times New Roman"/>
-          <w:sz w:val="24"/>
-        </w:rPr>
-        <w:t xml:space="preserve"> Бо Тебе хвалять усі сили небесні і Тобі славу возсилаємо: Отцю, і Сину, і Святому Духові, нині і повсякчас, і на віки віків.</w:t>
+          <w:rFonts w:ascii="Times New Roman" w:cs="Times New Roman" w:eastAsia="Times New Roman" w:hAnsi="Times New Roman"/>
+          <w:i w:val="1"/>
+          <w:color w:val="ff0000"/>
+          <w:sz w:val="24"/>
+          <w:szCs w:val="24"/>
+          <w:rtl w:val="0"/>
+        </w:rPr>
+        <w:t xml:space="preserve">Священик: </w:t>
+      </w:r>
+      <w:r>
+        <w:rPr>
+          <w:rFonts w:ascii="Times New Roman" w:cs="Times New Roman" w:eastAsia="Times New Roman" w:hAnsi="Times New Roman"/>
+          <w:color w:val="000000"/>
+          <w:sz w:val="24"/>
+          <w:szCs w:val="24"/>
+          <w:rtl w:val="0"/>
+        </w:rPr>
+        <w:t xml:space="preserve">Бо Тебе хвалять усі сили небесні і Тобі славу возсилаємо: Отцю, і Сину, і Святому Духові</w:t>
+      </w:r>
+      <w:r>
+        <w:rPr>
+          <w:rFonts w:ascii="Times New Roman" w:cs="Times New Roman" w:eastAsia="Times New Roman" w:hAnsi="Times New Roman"/>
+          <w:sz w:val="24"/>
+          <w:szCs w:val="24"/>
+          <w:rtl w:val="0"/>
+        </w:rPr>
+        <w:t xml:space="preserve">, нині і повсякчас, і на віки віків.</w:t>
       </w:r>
     </w:p>
     <w:p>
@@ -17247,17 +17491,21 @@
       </w:pPr>
       <w:r>
         <w:rPr>
-          <w:rFonts w:ascii="Times New Roman" w:hAnsi="Times New Roman"/>
-          <w:i/>
-          <w:color w:val="FF4400"/>
-          <w:sz w:val="24"/>
-        </w:rPr>
-        <w:t>Священик:</w:t>
-      </w:r>
-      <w:r>
-        <w:rPr>
-          <w:rFonts w:ascii="Times New Roman" w:hAnsi="Times New Roman"/>
-          <w:sz w:val="24"/>
+          <w:rFonts w:ascii="Times New Roman" w:cs="Times New Roman" w:eastAsia="Times New Roman" w:hAnsi="Times New Roman"/>
+          <w:i w:val="1"/>
+          <w:color w:val="ff0000"/>
+          <w:sz w:val="24"/>
+          <w:szCs w:val="24"/>
+          <w:rtl w:val="0"/>
+        </w:rPr>
+        <w:t xml:space="preserve">Священик:</w:t>
+      </w:r>
+      <w:r>
+        <w:rPr>
+          <w:rFonts w:ascii="Times New Roman" w:cs="Times New Roman" w:eastAsia="Times New Roman" w:hAnsi="Times New Roman"/>
+          <w:sz w:val="24"/>
+          <w:szCs w:val="24"/>
+          <w:rtl w:val="0"/>
         </w:rPr>
         <w:t xml:space="preserve"> Слава тобі, що Світло нам показав!</w:t>
       </w:r>
@@ -18374,19 +18622,33 @@
       </w:pPr>
       <w:r>
         <w:rPr>
-          <w:rFonts w:ascii="Times New Roman" w:hAnsi="Times New Roman"/>
-          <w:i/>
-          <w:color w:val="FF4400"/>
-          <w:sz w:val="24"/>
-        </w:rPr>
-        <w:t>Священик:</w:t>
-      </w:r>
-      <w:r>
-        <w:rPr>
-          <w:rFonts w:ascii="Times New Roman" w:hAnsi="Times New Roman"/>
-          <w:sz w:val="24"/>
-        </w:rPr>
-        <w:t xml:space="preserve"> Бо ти Бог милости, ласк і чоловіколюбности, і тобі славу віддаємо: Отцю, і Сину, і Святому Духові, нині і повсякчас, і на віки віків.</w:t>
+          <w:rFonts w:ascii="Times New Roman" w:cs="Times New Roman" w:eastAsia="Times New Roman" w:hAnsi="Times New Roman"/>
+          <w:i w:val="1"/>
+          <w:color w:val="ff0000"/>
+          <w:sz w:val="24"/>
+          <w:szCs w:val="24"/>
+          <w:rtl w:val="0"/>
+        </w:rPr>
+        <w:t xml:space="preserve">Священик:</w:t>
+      </w:r>
+      <w:r>
+        <w:rPr>
+          <w:rFonts w:ascii="Times New Roman" w:cs="Times New Roman" w:eastAsia="Times New Roman" w:hAnsi="Times New Roman"/>
+          <w:color w:val="ff0000"/>
+          <w:sz w:val="24"/>
+          <w:szCs w:val="24"/>
+          <w:rtl w:val="0"/>
+        </w:rPr>
+        <w:t xml:space="preserve"> </w:t>
+      </w:r>
+      <w:r>
+        <w:rPr>
+          <w:rFonts w:ascii="Times New Roman" w:cs="Times New Roman" w:eastAsia="Times New Roman" w:hAnsi="Times New Roman"/>
+          <w:sz w:val="24"/>
+          <w:szCs w:val="24"/>
+          <w:rtl w:val="0"/>
+        </w:rPr>
+        <w:t xml:space="preserve">Бо ти Бог милости, ласк і чоловіколюбности, і тобі славу віддаємо: Отцю, і Сину, і Святому Духові, нині і повсякчас, і на віки віків.</w:t>
       </w:r>
     </w:p>
     <w:p>
@@ -18442,17 +18704,21 @@
       </w:pPr>
       <w:r>
         <w:rPr>
-          <w:rFonts w:ascii="Times New Roman" w:hAnsi="Times New Roman"/>
-          <w:i/>
-          <w:color w:val="FF4400"/>
-          <w:sz w:val="24"/>
-        </w:rPr>
-        <w:t>Священик:</w:t>
-      </w:r>
-      <w:r>
-        <w:rPr>
-          <w:rFonts w:ascii="Times New Roman" w:hAnsi="Times New Roman"/>
-          <w:sz w:val="24"/>
+          <w:rFonts w:ascii="Times New Roman" w:cs="Times New Roman" w:eastAsia="Times New Roman" w:hAnsi="Times New Roman"/>
+          <w:i w:val="1"/>
+          <w:color w:val="ff0000"/>
+          <w:sz w:val="24"/>
+          <w:szCs w:val="24"/>
+          <w:rtl w:val="0"/>
+        </w:rPr>
+        <w:t xml:space="preserve">Священик:</w:t>
+      </w:r>
+      <w:r>
+        <w:rPr>
+          <w:rFonts w:ascii="Times New Roman" w:cs="Times New Roman" w:eastAsia="Times New Roman" w:hAnsi="Times New Roman"/>
+          <w:sz w:val="24"/>
+          <w:szCs w:val="24"/>
+          <w:rtl w:val="0"/>
         </w:rPr>
         <w:t xml:space="preserve"> Мир всім.</w:t>
       </w:r>
@@ -19254,17 +19520,21 @@
       </w:pPr>
       <w:r>
         <w:rPr>
-          <w:rFonts w:ascii="Times New Roman" w:hAnsi="Times New Roman"/>
-          <w:i/>
-          <w:color w:val="FF4400"/>
-          <w:sz w:val="24"/>
-        </w:rPr>
-        <w:t>Священик:</w:t>
-      </w:r>
-      <w:r>
-        <w:rPr>
-          <w:rFonts w:ascii="Times New Roman" w:hAnsi="Times New Roman"/>
-          <w:sz w:val="24"/>
+          <w:rFonts w:ascii="Times New Roman" w:cs="Times New Roman" w:eastAsia="Times New Roman" w:hAnsi="Times New Roman"/>
+          <w:i w:val="1"/>
+          <w:color w:val="ff0000"/>
+          <w:sz w:val="24"/>
+          <w:szCs w:val="24"/>
+          <w:rtl w:val="0"/>
+        </w:rPr>
+        <w:t xml:space="preserve">Священик:</w:t>
+      </w:r>
+      <w:r>
+        <w:rPr>
+          <w:rFonts w:ascii="Times New Roman" w:cs="Times New Roman" w:eastAsia="Times New Roman" w:hAnsi="Times New Roman"/>
+          <w:sz w:val="24"/>
+          <w:szCs w:val="24"/>
+          <w:rtl w:val="0"/>
         </w:rPr>
         <w:t xml:space="preserve"> Бо твоє є царство, і сила, і слава, Отця, і Сина, і Святого Духа, нині і повсякчас, і на віки віків.</w:t>
       </w:r>
@@ -19911,17 +20181,21 @@
       </w:pPr>
       <w:r>
         <w:rPr>
-          <w:rFonts w:ascii="Times New Roman" w:hAnsi="Times New Roman"/>
-          <w:i/>
-          <w:color w:val="FF4400"/>
-          <w:sz w:val="24"/>
-        </w:rPr>
-        <w:t>Священик:</w:t>
-      </w:r>
-      <w:r>
-        <w:rPr>
-          <w:rFonts w:ascii="Times New Roman" w:hAnsi="Times New Roman"/>
-          <w:sz w:val="24"/>
+          <w:rFonts w:ascii="Times New Roman" w:cs="Times New Roman" w:eastAsia="Times New Roman" w:hAnsi="Times New Roman"/>
+          <w:i w:val="1"/>
+          <w:color w:val="ff0000"/>
+          <w:sz w:val="24"/>
+          <w:szCs w:val="24"/>
+          <w:rtl w:val="0"/>
+        </w:rPr>
+        <w:t xml:space="preserve">Священик:</w:t>
+      </w:r>
+      <w:r>
+        <w:rPr>
+          <w:rFonts w:ascii="Times New Roman" w:cs="Times New Roman" w:eastAsia="Times New Roman" w:hAnsi="Times New Roman"/>
+          <w:sz w:val="24"/>
+          <w:szCs w:val="24"/>
+          <w:rtl w:val="0"/>
         </w:rPr>
         <w:t xml:space="preserve"> Бо милостивий і чоловіколюбець Бог єси, і тобі славу возсилаємо, Отцю, і Сину, і Святому Духові, нині і повсякчас, і на віки віків.</w:t>
       </w:r>
@@ -20073,19 +20347,33 @@
       </w:pPr>
       <w:r>
         <w:rPr>
-          <w:rFonts w:ascii="Times New Roman" w:hAnsi="Times New Roman"/>
-          <w:i/>
-          <w:color w:val="FF4400"/>
-          <w:sz w:val="24"/>
-        </w:rPr>
-        <w:t>Священик:</w:t>
-      </w:r>
-      <w:r>
-        <w:rPr>
-          <w:rFonts w:ascii="Times New Roman" w:hAnsi="Times New Roman"/>
-          <w:sz w:val="24"/>
-        </w:rPr>
-        <w:t xml:space="preserve"> Слава тобі, Христе Боже, надіє наша, слава тобі!</w:t>
+          <w:rFonts w:ascii="Times New Roman" w:cs="Times New Roman" w:eastAsia="Times New Roman" w:hAnsi="Times New Roman"/>
+          <w:i w:val="1"/>
+          <w:color w:val="ff0000"/>
+          <w:sz w:val="24"/>
+          <w:szCs w:val="24"/>
+          <w:rtl w:val="0"/>
+        </w:rPr>
+        <w:t xml:space="preserve">Священик:</w:t>
+      </w:r>
+      <w:r>
+        <w:rPr>
+          <w:rFonts w:ascii="Times New Roman" w:cs="Times New Roman" w:eastAsia="Times New Roman" w:hAnsi="Times New Roman"/>
+          <w:color w:val="ff0000"/>
+          <w:sz w:val="24"/>
+          <w:szCs w:val="24"/>
+          <w:rtl w:val="0"/>
+        </w:rPr>
+        <w:t xml:space="preserve"> </w:t>
+      </w:r>
+      <w:r>
+        <w:rPr>
+          <w:rFonts w:ascii="Times New Roman" w:cs="Times New Roman" w:eastAsia="Times New Roman" w:hAnsi="Times New Roman"/>
+          <w:sz w:val="24"/>
+          <w:szCs w:val="24"/>
+          <w:rtl w:val="0"/>
+        </w:rPr>
+        <w:t xml:space="preserve">Слава тобі, Христе Боже, надіє наша, слава тобі!</w:t>
       </w:r>
     </w:p>
     <w:p>
@@ -20160,37 +20448,83 @@
       </w:r>
     </w:p>
     <w:p>
-      <w:r>
-        <w:rPr>
-          <w:rFonts w:ascii="Times New Roman" w:hAnsi="Times New Roman"/>
-          <w:i/>
-          <w:color w:val="FF4400"/>
-          <w:sz w:val="24"/>
-        </w:rPr>
-        <w:t>Священик:</w:t>
-      </w:r>
-      <w:r>
-        <w:rPr>
-          <w:rFonts w:ascii="Times New Roman" w:hAnsi="Times New Roman"/>
-          <w:sz w:val="24"/>
-        </w:rPr>
-        <w:t xml:space="preserve"> Христос, істинний Бог наш - молитвами пречистої Своєї Матері, святих славних і всехвальних апостолів, святого отця нашого Миколая, архиєпископа Мир Ликійських, чудотворця, святого, </w:t>
-      </w:r>
-      <w:r>
-        <w:rPr>
-          <w:rFonts w:ascii="Times New Roman" w:hAnsi="Times New Roman"/>
-          <w:i/>
-          <w:color w:val="FF4400"/>
-          <w:sz w:val="24"/>
-        </w:rPr>
-        <w:t>якого є храм</w:t>
-      </w:r>
-      <w:r>
-        <w:rPr>
-          <w:rFonts w:ascii="Times New Roman" w:hAnsi="Times New Roman"/>
-          <w:sz w:val="24"/>
-        </w:rPr>
-        <w:t>, блаженного священномученика Миколая Чарнецького і двадцяти чотирьох співмучеників; блаженного священномученика Омеляна Ковча, преподобного отця нашого Сампсона, приятеля подорожніх й убогих і всіх святих - помилує і спасе нас як благий і людинолюбний.</w:t>
+      <w:pPr>
+        <w:spacing w:after="120" w:lineRule="auto"/>
+        <w:jc w:val="both"/>
+        <w:rPr>
+          <w:rFonts w:ascii="Times New Roman" w:cs="Times New Roman" w:eastAsia="Times New Roman" w:hAnsi="Times New Roman"/>
+          <w:sz w:val="24"/>
+          <w:szCs w:val="24"/>
+        </w:rPr>
+      </w:pPr>
+      <w:r>
+        <w:rPr>
+          <w:rFonts w:ascii="Times New Roman" w:cs="Times New Roman" w:eastAsia="Times New Roman" w:hAnsi="Times New Roman"/>
+          <w:i w:val="1"/>
+          <w:color w:val="ff0000"/>
+          <w:sz w:val="24"/>
+          <w:szCs w:val="24"/>
+          <w:rtl w:val="0"/>
+        </w:rPr>
+        <w:t xml:space="preserve">Священик:</w:t>
+      </w:r>
+      <w:r>
+        <w:rPr>
+          <w:rFonts w:ascii="Times New Roman" w:cs="Times New Roman" w:eastAsia="Times New Roman" w:hAnsi="Times New Roman"/>
+          <w:color w:val="ff0000"/>
+          <w:sz w:val="24"/>
+          <w:szCs w:val="24"/>
+          <w:rtl w:val="0"/>
+        </w:rPr>
+        <w:t xml:space="preserve"> </w:t>
+      </w:r>
+      <w:r>
+        <w:rPr>
+          <w:rFonts w:ascii="Times New Roman" w:cs="Times New Roman" w:eastAsia="Times New Roman" w:hAnsi="Times New Roman"/>
+          <w:sz w:val="24"/>
+          <w:szCs w:val="24"/>
+          <w:rtl w:val="0"/>
+        </w:rPr>
+        <w:t xml:space="preserve">Христос, істинний Бог наш, що в огненних язиках зіслав з неба Пресвятого Духа на святих своїх учнів і апостолів, молитвами пречистої своєї Матері, святих, славних і всехвальних апостолів. і святого </w:t>
+      </w:r>
+      <w:r>
+        <w:rPr>
+          <w:rFonts w:ascii="Times New Roman" w:cs="Times New Roman" w:eastAsia="Times New Roman" w:hAnsi="Times New Roman"/>
+          <w:i w:val="1"/>
+          <w:color w:val="ff0000"/>
+          <w:sz w:val="24"/>
+          <w:szCs w:val="24"/>
+          <w:rtl w:val="0"/>
+        </w:rPr>
+        <w:t xml:space="preserve">(ім'я, якого є храм)</w:t>
+      </w:r>
+      <w:r>
+        <w:rPr>
+          <w:rFonts w:ascii="Times New Roman" w:cs="Times New Roman" w:eastAsia="Times New Roman" w:hAnsi="Times New Roman"/>
+          <w:sz w:val="24"/>
+          <w:szCs w:val="24"/>
+          <w:rtl w:val="0"/>
+        </w:rPr>
+        <w:t xml:space="preserve">, і святого </w:t>
+      </w:r>
+      <w:r>
+        <w:rPr>
+          <w:rFonts w:ascii="Times New Roman" w:cs="Times New Roman" w:eastAsia="Times New Roman" w:hAnsi="Times New Roman"/>
+          <w:color w:val="000000"/>
+          <w:sz w:val="24"/>
+          <w:szCs w:val="24"/>
+          <w:rtl w:val="0"/>
+        </w:rPr>
+        <w:t xml:space="preserve">апостола Карпа, одного з сімдесятьох</w:t>
+      </w:r>
+      <w:r>
+        <w:rPr>
+          <w:rFonts w:ascii="Times New Roman" w:cs="Times New Roman" w:eastAsia="Times New Roman" w:hAnsi="Times New Roman"/>
+          <w:sz w:val="24"/>
+          <w:szCs w:val="24"/>
+          <w:rtl w:val="0"/>
+        </w:rPr>
+        <w:t xml:space="preserve">, і всіх святих, помилує і спасе нас, як благий і чоловіколюбець.</w:t>
       </w:r>
     </w:p>
     <w:p>
